--- a/Project Binder/Meeting Notes/Minutes_2026-02-04_TeamMeeting.docx
+++ b/Project Binder/Meeting Notes/Minutes_2026-02-04_TeamMeeting.docx
@@ -67,165 +67,382 @@
     <w:p>
       <w:pPr>
         <w:spacing w:after="240" w:before="240" w:lineRule="auto"/>
-        <w:rPr>
+        <w:rPr/>
+      </w:pPr>
+      <w:r>
+        <w:rPr>
+          <w:b w:val="1"/>
+          <w:bCs w:val="1"/>
           <w:sz w:val="26"/>
           <w:szCs w:val="26"/>
-        </w:rPr>
-      </w:pPr>
-      <w:r>
-        <w:rPr>
-          <w:b w:val="1"/>
-          <w:bCs w:val="1"/>
+          <w:rtl w:val="0"/>
+        </w:rPr>
+        <w:t xml:space="preserve">Project Manager:</w:t>
+      </w:r>
+      <w:r>
+        <w:rPr>
           <w:sz w:val="26"/>
           <w:szCs w:val="26"/>
           <w:rtl w:val="0"/>
         </w:rPr>
-        <w:t xml:space="preserve">Project Manager:</w:t>
-      </w:r>
-      <w:r>
-        <w:rPr>
+        <w:t xml:space="preserve"> Furqan Khokhar</w:t>
+        <w:br w:type="textWrapping"/>
+      </w:r>
+      <w:r>
+        <w:rPr>
+          <w:b w:val="1"/>
+          <w:bCs w:val="1"/>
           <w:sz w:val="26"/>
           <w:szCs w:val="26"/>
           <w:rtl w:val="0"/>
         </w:rPr>
-        <w:t xml:space="preserve"> Furqan Khokhar</w:t>
-        <w:br w:type="textWrapping"/>
-      </w:r>
-      <w:r>
-        <w:rPr>
-          <w:b w:val="1"/>
-          <w:bCs w:val="1"/>
+        <w:t xml:space="preserve">Deputy Project Manager:</w:t>
+      </w:r>
+      <w:r>
+        <w:rPr>
           <w:sz w:val="26"/>
           <w:szCs w:val="26"/>
           <w:rtl w:val="0"/>
         </w:rPr>
-        <w:t xml:space="preserve">Deputy Project Manager:</w:t>
-      </w:r>
-      <w:r>
-        <w:rPr>
+        <w:t xml:space="preserve"> James Cahill</w:t>
+        <w:br w:type="textWrapping"/>
+      </w:r>
+      <w:r>
+        <w:rPr>
+          <w:b w:val="1"/>
+          <w:bCs w:val="1"/>
           <w:sz w:val="26"/>
           <w:szCs w:val="26"/>
           <w:rtl w:val="0"/>
         </w:rPr>
-        <w:t xml:space="preserve"> James Cahill</w:t>
-        <w:br w:type="textWrapping"/>
-      </w:r>
-      <w:r>
-        <w:rPr>
-          <w:b w:val="1"/>
-          <w:bCs w:val="1"/>
+        <w:t xml:space="preserve">Minute-taker:</w:t>
+      </w:r>
+      <w:r>
+        <w:rPr>
           <w:sz w:val="26"/>
           <w:szCs w:val="26"/>
           <w:rtl w:val="0"/>
         </w:rPr>
-        <w:t xml:space="preserve">Minute-taker:</w:t>
-      </w:r>
-      <w:r>
-        <w:rPr>
+        <w:t xml:space="preserve"> Huzefa Farooq</w:t>
+      </w:r>
+      <w:r>
+        <w:rPr>
+          <w:rtl w:val="0"/>
+        </w:rPr>
+      </w:r>
+    </w:p>
+    <w:p>
+      <w:pPr>
+        <w:pStyle w:val="Heading2"/>
+        <w:keepNext w:val="0"/>
+        <w:keepLines w:val="0"/>
+        <w:spacing w:after="80" w:lineRule="auto"/>
+        <w:rPr>
+          <w:b w:val="1"/>
+          <w:bCs w:val="1"/>
+          <w:sz w:val="34"/>
+          <w:szCs w:val="34"/>
+        </w:rPr>
+      </w:pPr>
+      <w:bookmarkStart w:colFirst="0" w:colLast="0" w:name="_77nwijss28xl" w:id="0"/>
+      <w:bookmarkEnd w:id="0"/>
+      <w:r>
+        <w:rPr>
+          <w:b w:val="1"/>
+          <w:bCs w:val="1"/>
+          <w:sz w:val="34"/>
+          <w:szCs w:val="34"/>
+          <w:rtl w:val="0"/>
+        </w:rPr>
+        <w:t xml:space="preserve">1. Client Meeting</w:t>
+      </w:r>
+    </w:p>
+    <w:p>
+      <w:pPr>
+        <w:spacing w:after="240" w:before="240" w:lineRule="auto"/>
+        <w:rPr/>
+      </w:pPr>
+      <w:r>
+        <w:rPr>
+          <w:b w:val="1"/>
+          <w:bCs w:val="1"/>
+          <w:rtl w:val="0"/>
+        </w:rPr>
+        <w:t xml:space="preserve">Date:</w:t>
+      </w:r>
+      <w:r>
+        <w:rPr>
+          <w:rtl w:val="0"/>
+        </w:rPr>
+        <w:t xml:space="preserve"> Tuesday 3 February 2026</w:t>
+        <w:br w:type="textWrapping"/>
+        <w:t xml:space="preserve"> </w:t>
+      </w:r>
+      <w:r>
+        <w:rPr>
+          <w:b w:val="1"/>
+          <w:bCs w:val="1"/>
+          <w:rtl w:val="0"/>
+        </w:rPr>
+        <w:t xml:space="preserve">Duration:</w:t>
+      </w:r>
+      <w:r>
+        <w:rPr>
+          <w:rtl w:val="0"/>
+        </w:rPr>
+        <w:t xml:space="preserve"> Approximately 1 hour</w:t>
+        <w:br w:type="textWrapping"/>
+        <w:t xml:space="preserve"> </w:t>
+      </w:r>
+      <w:r>
+        <w:rPr>
+          <w:b w:val="1"/>
+          <w:bCs w:val="1"/>
+          <w:rtl w:val="0"/>
+        </w:rPr>
+        <w:t xml:space="preserve">Location:</w:t>
+      </w:r>
+      <w:r>
+        <w:rPr>
+          <w:rtl w:val="0"/>
+        </w:rPr>
+        <w:t xml:space="preserve"> Client meeting (recorded session)</w:t>
+        <w:br w:type="textWrapping"/>
+        <w:t xml:space="preserve"> </w:t>
+      </w:r>
+      <w:r>
+        <w:rPr>
+          <w:b w:val="1"/>
+          <w:bCs w:val="1"/>
+          <w:rtl w:val="0"/>
+        </w:rPr>
+        <w:t xml:space="preserve">Attendees:</w:t>
+      </w:r>
+      <w:r>
+        <w:rPr>
+          <w:rtl w:val="0"/>
+        </w:rPr>
+        <w:t xml:space="preserve"> Furqan Khokhar, Bahja, Dawud</w:t>
+      </w:r>
+    </w:p>
+    <w:p>
+      <w:pPr>
+        <w:pStyle w:val="Heading3"/>
+        <w:keepNext w:val="0"/>
+        <w:keepLines w:val="0"/>
+        <w:spacing w:before="280" w:lineRule="auto"/>
+        <w:rPr>
+          <w:b w:val="1"/>
+          <w:bCs w:val="1"/>
+          <w:color w:val="000000"/>
           <w:sz w:val="26"/>
           <w:szCs w:val="26"/>
-          <w:rtl w:val="0"/>
-        </w:rPr>
-        <w:t xml:space="preserve"> Huzefa Farooq</w:t>
-      </w:r>
-    </w:p>
-    <w:p>
-      <w:pPr>
-        <w:spacing w:after="240" w:before="240" w:lineRule="auto"/>
-        <w:rPr>
-          <w:sz w:val="24"/>
-          <w:szCs w:val="24"/>
-        </w:rPr>
-      </w:pPr>
-      <w:r>
-        <w:rPr>
-          <w:b w:val="1"/>
-          <w:bCs w:val="1"/>
-          <w:sz w:val="24"/>
-          <w:szCs w:val="24"/>
-          <w:rtl w:val="0"/>
-        </w:rPr>
-        <w:t xml:space="preserve">Date:</w:t>
-      </w:r>
-      <w:r>
-        <w:rPr>
-          <w:sz w:val="24"/>
-          <w:szCs w:val="24"/>
-          <w:rtl w:val="0"/>
-        </w:rPr>
-        <w:t xml:space="preserve"> Wednesday 4 February 2026</w:t>
-        <w:br w:type="textWrapping"/>
-      </w:r>
-      <w:r>
-        <w:rPr>
-          <w:b w:val="1"/>
-          <w:bCs w:val="1"/>
-          <w:sz w:val="24"/>
-          <w:szCs w:val="24"/>
-          <w:rtl w:val="0"/>
-        </w:rPr>
-        <w:t xml:space="preserve">Duration:</w:t>
-      </w:r>
-      <w:r>
-        <w:rPr>
-          <w:sz w:val="24"/>
-          <w:szCs w:val="24"/>
-          <w:rtl w:val="0"/>
-        </w:rPr>
-        <w:t xml:space="preserve"> 48 minutes</w:t>
-        <w:br w:type="textWrapping"/>
-      </w:r>
-      <w:r>
-        <w:rPr>
-          <w:b w:val="1"/>
-          <w:bCs w:val="1"/>
-          <w:sz w:val="24"/>
-          <w:szCs w:val="24"/>
-          <w:rtl w:val="0"/>
-        </w:rPr>
-        <w:t xml:space="preserve">Location:</w:t>
-      </w:r>
-      <w:r>
-        <w:rPr>
-          <w:sz w:val="24"/>
-          <w:szCs w:val="24"/>
-          <w:rtl w:val="0"/>
-        </w:rPr>
-        <w:t xml:space="preserve"> WhatsApp (online)</w:t>
-      </w:r>
-    </w:p>
-    <w:p>
-      <w:pPr>
-        <w:spacing w:after="240" w:before="240" w:lineRule="auto"/>
-        <w:rPr>
-          <w:b w:val="1"/>
-          <w:bCs w:val="1"/>
-        </w:rPr>
-      </w:pPr>
-      <w:r>
-        <w:rPr>
-          <w:b w:val="1"/>
-          <w:bCs w:val="1"/>
-          <w:rtl w:val="0"/>
-        </w:rPr>
-        <w:t xml:space="preserve">Attendees:</w:t>
+        </w:rPr>
+      </w:pPr>
+      <w:bookmarkStart w:colFirst="0" w:colLast="0" w:name="_ro9dgupmvc34" w:id="1"/>
+      <w:bookmarkEnd w:id="1"/>
+      <w:r>
+        <w:rPr>
+          <w:b w:val="1"/>
+          <w:bCs w:val="1"/>
+          <w:color w:val="000000"/>
+          <w:sz w:val="26"/>
+          <w:szCs w:val="26"/>
+          <w:rtl w:val="0"/>
+        </w:rPr>
+        <w:t xml:space="preserve">Discussion</w:t>
       </w:r>
     </w:p>
     <w:p>
       <w:pPr>
         <w:numPr>
           <w:ilvl w:val="0"/>
-          <w:numId w:val="5"/>
+          <w:numId w:val="4"/>
         </w:numPr>
+        <w:spacing w:after="0" w:afterAutospacing="0" w:before="240" w:lineRule="auto"/>
+        <w:ind w:left="720" w:hanging="360"/>
+      </w:pPr>
+      <w:r>
+        <w:rPr>
+          <w:rtl w:val="0"/>
+        </w:rPr>
+        <w:t xml:space="preserve">Team representatives met with the client to clarify system expectations and raise project-related questions.</w:t>
+        <w:br w:type="textWrapping"/>
+      </w:r>
+    </w:p>
+    <w:p>
+      <w:pPr>
+        <w:numPr>
+          <w:ilvl w:val="0"/>
+          <w:numId w:val="4"/>
+        </w:numPr>
+        <w:spacing w:after="0" w:afterAutospacing="0" w:before="0" w:beforeAutospacing="0" w:lineRule="auto"/>
+        <w:ind w:left="720" w:hanging="360"/>
+      </w:pPr>
+      <w:r>
+        <w:rPr>
+          <w:rtl w:val="0"/>
+        </w:rPr>
+        <w:t xml:space="preserve">The meeting was recorded for internal team reference.</w:t>
+        <w:br w:type="textWrapping"/>
+      </w:r>
+    </w:p>
+    <w:p>
+      <w:pPr>
+        <w:numPr>
+          <w:ilvl w:val="0"/>
+          <w:numId w:val="4"/>
+        </w:numPr>
+        <w:spacing w:after="240" w:before="0" w:beforeAutospacing="0" w:lineRule="auto"/>
+        <w:ind w:left="720" w:hanging="360"/>
+      </w:pPr>
+      <w:r>
+        <w:rPr>
+          <w:rtl w:val="0"/>
+        </w:rPr>
+        <w:t xml:space="preserve">Information gathered will be shared with the full team to support requirements analysis and system design decisions.</w:t>
+        <w:br w:type="textWrapping"/>
+      </w:r>
+    </w:p>
+    <w:p>
+      <w:pPr>
+        <w:rPr/>
+      </w:pPr>
+      <w:r>
+        <w:pict>
+          <v:rect style="width:0.0pt;height:1.5pt" o:hr="t" o:hrstd="t" o:hralign="center" fillcolor="#A0A0A0" stroked="f"/>
+        </w:pict>
+      </w:r>
+      <w:r>
+        <w:rPr>
+          <w:rtl w:val="0"/>
+        </w:rPr>
+      </w:r>
+    </w:p>
+    <w:p>
+      <w:pPr>
+        <w:pStyle w:val="Heading2"/>
+        <w:keepNext w:val="0"/>
+        <w:keepLines w:val="0"/>
+        <w:spacing w:after="80" w:lineRule="auto"/>
+        <w:rPr>
+          <w:b w:val="1"/>
+          <w:bCs w:val="1"/>
+          <w:sz w:val="34"/>
+          <w:szCs w:val="34"/>
+        </w:rPr>
+      </w:pPr>
+      <w:bookmarkStart w:colFirst="0" w:colLast="0" w:name="_hv6gwcrkw81u" w:id="2"/>
+      <w:bookmarkEnd w:id="2"/>
+      <w:r>
+        <w:rPr>
+          <w:b w:val="1"/>
+          <w:bCs w:val="1"/>
+          <w:sz w:val="34"/>
+          <w:szCs w:val="34"/>
+          <w:rtl w:val="0"/>
+        </w:rPr>
+        <w:t xml:space="preserve">2. Team Meeting</w:t>
+      </w:r>
+    </w:p>
+    <w:p>
+      <w:pPr>
         <w:spacing w:after="240" w:before="240" w:lineRule="auto"/>
-        <w:ind w:left="720" w:hanging="360"/>
-      </w:pPr>
-      <w:r>
-        <w:rPr>
-          <w:rtl w:val="0"/>
-        </w:rPr>
-        <w:t xml:space="preserve">All team members</w:t>
-        <w:br w:type="textWrapping"/>
+        <w:rPr/>
+      </w:pPr>
+      <w:r>
+        <w:rPr>
+          <w:b w:val="1"/>
+          <w:bCs w:val="1"/>
+          <w:rtl w:val="0"/>
+        </w:rPr>
+        <w:t xml:space="preserve">Date:</w:t>
+      </w:r>
+      <w:r>
+        <w:rPr>
+          <w:rtl w:val="0"/>
+        </w:rPr>
+        <w:t xml:space="preserve"> Wednesday 4 February 2026</w:t>
+        <w:br w:type="textWrapping"/>
+        <w:t xml:space="preserve"> </w:t>
+      </w:r>
+      <w:r>
+        <w:rPr>
+          <w:b w:val="1"/>
+          <w:bCs w:val="1"/>
+          <w:rtl w:val="0"/>
+        </w:rPr>
+        <w:t xml:space="preserve">Duration:</w:t>
+      </w:r>
+      <w:r>
+        <w:rPr>
+          <w:rtl w:val="0"/>
+        </w:rPr>
+        <w:t xml:space="preserve"> 48 minutes</w:t>
+        <w:br w:type="textWrapping"/>
+        <w:t xml:space="preserve"> </w:t>
+      </w:r>
+      <w:r>
+        <w:rPr>
+          <w:b w:val="1"/>
+          <w:bCs w:val="1"/>
+          <w:rtl w:val="0"/>
+        </w:rPr>
+        <w:t xml:space="preserve">Location:</w:t>
+      </w:r>
+      <w:r>
+        <w:rPr>
+          <w:rtl w:val="0"/>
+        </w:rPr>
+        <w:t xml:space="preserve"> WhatsApp (online)</w:t>
+        <w:br w:type="textWrapping"/>
+        <w:t xml:space="preserve"> </w:t>
+      </w:r>
+      <w:r>
+        <w:rPr>
+          <w:b w:val="1"/>
+          <w:bCs w:val="1"/>
+          <w:rtl w:val="0"/>
+        </w:rPr>
+        <w:t xml:space="preserve">Chair:</w:t>
+      </w:r>
+      <w:r>
+        <w:rPr>
+          <w:rtl w:val="0"/>
+        </w:rPr>
+        <w:t xml:space="preserve"> Furqan Khokhar</w:t>
+        <w:br w:type="textWrapping"/>
+        <w:t xml:space="preserve"> </w:t>
+      </w:r>
+      <w:r>
+        <w:rPr>
+          <w:b w:val="1"/>
+          <w:bCs w:val="1"/>
+          <w:rtl w:val="0"/>
+        </w:rPr>
+        <w:t xml:space="preserve">Minute-taker:</w:t>
+      </w:r>
+      <w:r>
+        <w:rPr>
+          <w:rtl w:val="0"/>
+        </w:rPr>
+        <w:t xml:space="preserve"> Huzefa Farooq</w:t>
+        <w:br w:type="textWrapping"/>
+        <w:t xml:space="preserve"> </w:t>
+      </w:r>
+      <w:r>
+        <w:rPr>
+          <w:b w:val="1"/>
+          <w:bCs w:val="1"/>
+          <w:rtl w:val="0"/>
+        </w:rPr>
+        <w:t xml:space="preserve">Attendees:</w:t>
+      </w:r>
+      <w:r>
+        <w:rPr>
+          <w:rtl w:val="0"/>
+        </w:rPr>
+        <w:t xml:space="preserve"> All team members</w:t>
       </w:r>
     </w:p>
     <w:p>
@@ -254,7 +471,7 @@
                   </pic:nvPicPr>
                   <pic:blipFill>
                     <a:blip r:embed="rId6"/>
-                    <a:srcRect b="0" l="0" r="3205" t="78122"/>
+                    <a:srcRect b="0" l="0" r="3205" t="78123"/>
                     <a:stretch>
                       <a:fillRect/>
                     </a:stretch>
@@ -281,23 +498,282 @@
     </w:p>
     <w:p>
       <w:pPr>
+        <w:pStyle w:val="Heading3"/>
+        <w:keepNext w:val="0"/>
+        <w:keepLines w:val="0"/>
+        <w:spacing w:before="280" w:lineRule="auto"/>
+        <w:rPr>
+          <w:b w:val="1"/>
+          <w:bCs w:val="1"/>
+          <w:color w:val="000000"/>
+          <w:sz w:val="26"/>
+          <w:szCs w:val="26"/>
+        </w:rPr>
+      </w:pPr>
+      <w:bookmarkStart w:colFirst="0" w:colLast="0" w:name="_ewk3umnxtyft" w:id="3"/>
+      <w:bookmarkEnd w:id="3"/>
+      <w:r>
+        <w:rPr>
+          <w:b w:val="1"/>
+          <w:bCs w:val="1"/>
+          <w:color w:val="000000"/>
+          <w:sz w:val="26"/>
+          <w:szCs w:val="26"/>
+          <w:rtl w:val="0"/>
+        </w:rPr>
+        <w:t xml:space="preserve">Agenda &amp; Discussion</w:t>
+      </w:r>
+    </w:p>
+    <w:p>
+      <w:pPr>
+        <w:spacing w:after="240" w:before="240" w:lineRule="auto"/>
+        <w:rPr>
+          <w:b w:val="1"/>
+          <w:bCs w:val="1"/>
+        </w:rPr>
+      </w:pPr>
+      <w:r>
+        <w:rPr>
+          <w:b w:val="1"/>
+          <w:bCs w:val="1"/>
+          <w:rtl w:val="0"/>
+        </w:rPr>
+        <w:t xml:space="preserve">1. Project progress and initial deliverables</w:t>
+      </w:r>
+    </w:p>
+    <w:p>
+      <w:pPr>
+        <w:numPr>
+          <w:ilvl w:val="0"/>
+          <w:numId w:val="6"/>
+        </w:numPr>
+        <w:spacing w:after="0" w:afterAutospacing="0" w:before="240" w:lineRule="auto"/>
+        <w:ind w:left="720" w:hanging="360"/>
+      </w:pPr>
+      <w:r>
+        <w:rPr>
+          <w:rtl w:val="0"/>
+        </w:rPr>
+        <w:t xml:space="preserve">The team agreed to begin work on the first project deliverable.</w:t>
+        <w:br w:type="textWrapping"/>
+      </w:r>
+    </w:p>
+    <w:p>
+      <w:pPr>
+        <w:numPr>
+          <w:ilvl w:val="0"/>
+          <w:numId w:val="6"/>
+        </w:numPr>
+        <w:spacing w:after="240" w:before="0" w:beforeAutospacing="0" w:lineRule="auto"/>
+        <w:ind w:left="720" w:hanging="360"/>
+      </w:pPr>
+      <w:r>
+        <w:rPr>
+          <w:rtl w:val="0"/>
+        </w:rPr>
+        <w:t xml:space="preserve">Initial system design activities were prioritised, focusing on UML diagrams.</w:t>
+        <w:br w:type="textWrapping"/>
+      </w:r>
+    </w:p>
+    <w:p>
+      <w:pPr>
+        <w:spacing w:after="240" w:before="240" w:lineRule="auto"/>
+        <w:rPr>
+          <w:b w:val="1"/>
+          <w:bCs w:val="1"/>
+        </w:rPr>
+      </w:pPr>
+      <w:r>
+        <w:rPr>
+          <w:b w:val="1"/>
+          <w:bCs w:val="1"/>
+          <w:rtl w:val="0"/>
+        </w:rPr>
+        <w:t xml:space="preserve">2. Design approach</w:t>
+      </w:r>
+    </w:p>
+    <w:p>
+      <w:pPr>
+        <w:numPr>
+          <w:ilvl w:val="0"/>
+          <w:numId w:val="1"/>
+        </w:numPr>
+        <w:spacing w:after="0" w:afterAutospacing="0" w:before="240" w:lineRule="auto"/>
+        <w:ind w:left="720" w:hanging="360"/>
+      </w:pPr>
+      <w:r>
+        <w:rPr>
+          <w:rtl w:val="0"/>
+        </w:rPr>
+        <w:t xml:space="preserve">Discussion held on the use of use-case diagrams versus user stories for capturing requirements.</w:t>
+        <w:br w:type="textWrapping"/>
+      </w:r>
+    </w:p>
+    <w:p>
+      <w:pPr>
+        <w:numPr>
+          <w:ilvl w:val="0"/>
+          <w:numId w:val="1"/>
+        </w:numPr>
+        <w:spacing w:after="240" w:before="0" w:beforeAutospacing="0" w:lineRule="auto"/>
+        <w:ind w:left="720" w:hanging="360"/>
+      </w:pPr>
+      <w:r>
+        <w:rPr>
+          <w:rtl w:val="0"/>
+        </w:rPr>
+        <w:t xml:space="preserve">It was agreed that UML design work would begin while the final requirements approach is confirmed.</w:t>
+        <w:br w:type="textWrapping"/>
+      </w:r>
+    </w:p>
+    <w:p>
+      <w:pPr>
+        <w:spacing w:after="240" w:before="240" w:lineRule="auto"/>
+        <w:rPr>
+          <w:b w:val="1"/>
+          <w:bCs w:val="1"/>
+        </w:rPr>
+      </w:pPr>
+      <w:r>
+        <w:rPr>
+          <w:b w:val="1"/>
+          <w:bCs w:val="1"/>
+          <w:rtl w:val="0"/>
+        </w:rPr>
+        <w:t xml:space="preserve">3. Project planning and documentation</w:t>
+      </w:r>
+    </w:p>
+    <w:p>
+      <w:pPr>
+        <w:numPr>
+          <w:ilvl w:val="0"/>
+          <w:numId w:val="2"/>
+        </w:numPr>
+        <w:spacing w:after="0" w:afterAutospacing="0" w:before="240" w:lineRule="auto"/>
+        <w:ind w:left="720" w:hanging="360"/>
+      </w:pPr>
+      <w:r>
+        <w:rPr>
+          <w:rtl w:val="0"/>
+        </w:rPr>
+        <w:t xml:space="preserve">A project binder was created to centralise documentation.</w:t>
+        <w:br w:type="textWrapping"/>
+      </w:r>
+    </w:p>
+    <w:p>
+      <w:pPr>
+        <w:numPr>
+          <w:ilvl w:val="0"/>
+          <w:numId w:val="2"/>
+        </w:numPr>
+        <w:spacing w:after="0" w:afterAutospacing="0" w:before="0" w:beforeAutospacing="0" w:lineRule="auto"/>
+        <w:ind w:left="720" w:hanging="360"/>
+      </w:pPr>
+      <w:r>
+        <w:rPr>
+          <w:rtl w:val="0"/>
+        </w:rPr>
+        <w:t xml:space="preserve">A Gantt chart was produced outlining the project timeline and milestones.</w:t>
+        <w:br w:type="textWrapping"/>
+      </w:r>
+    </w:p>
+    <w:p>
+      <w:pPr>
+        <w:numPr>
+          <w:ilvl w:val="0"/>
+          <w:numId w:val="2"/>
+        </w:numPr>
+        <w:spacing w:after="240" w:before="0" w:beforeAutospacing="0" w:lineRule="auto"/>
+        <w:ind w:left="720" w:hanging="360"/>
+      </w:pPr>
+      <w:r>
+        <w:rPr>
+          <w:rtl w:val="0"/>
+        </w:rPr>
+        <w:t xml:space="preserve">Tasks were assigned to members, with detailed allocations stored in a shared Google document.</w:t>
+        <w:br w:type="textWrapping"/>
+      </w:r>
+    </w:p>
+    <w:p>
+      <w:pPr>
+        <w:spacing w:after="240" w:before="240" w:lineRule="auto"/>
+        <w:rPr>
+          <w:b w:val="1"/>
+          <w:bCs w:val="1"/>
+        </w:rPr>
+      </w:pPr>
+      <w:r>
+        <w:rPr>
+          <w:b w:val="1"/>
+          <w:bCs w:val="1"/>
+          <w:rtl w:val="0"/>
+        </w:rPr>
+        <w:t xml:space="preserve">4. Meetings and communication</w:t>
+      </w:r>
+    </w:p>
+    <w:p>
+      <w:pPr>
+        <w:numPr>
+          <w:ilvl w:val="0"/>
+          <w:numId w:val="9"/>
+        </w:numPr>
+        <w:spacing w:after="0" w:afterAutospacing="0" w:before="240" w:lineRule="auto"/>
+        <w:ind w:left="720" w:hanging="360"/>
+      </w:pPr>
+      <w:r>
+        <w:rPr>
+          <w:rtl w:val="0"/>
+        </w:rPr>
+        <w:t xml:space="preserve">The team discussed communication channels and future meeting scheduling.</w:t>
+        <w:br w:type="textWrapping"/>
+      </w:r>
+    </w:p>
+    <w:p>
+      <w:pPr>
+        <w:numPr>
+          <w:ilvl w:val="0"/>
+          <w:numId w:val="9"/>
+        </w:numPr>
+        <w:spacing w:after="240" w:before="0" w:beforeAutospacing="0" w:lineRule="auto"/>
+        <w:ind w:left="720" w:hanging="360"/>
+      </w:pPr>
+      <w:r>
+        <w:rPr>
+          <w:rtl w:val="0"/>
+        </w:rPr>
+        <w:t xml:space="preserve">A consultant meeting was planned, aiming for attendance by the full team.</w:t>
+        <w:br w:type="textWrapping"/>
+      </w:r>
+    </w:p>
+    <w:p>
+      <w:pPr>
+        <w:spacing w:after="240" w:before="240" w:lineRule="auto"/>
         <w:rPr/>
       </w:pPr>
       <w:r>
         <w:rPr>
-          <w:rtl w:val="0"/>
-        </w:rPr>
-      </w:r>
-    </w:p>
-    <w:p>
-      <w:pPr>
-        <w:rPr>
-          <w:b w:val="1"/>
-          <w:bCs w:val="1"/>
-          <w:sz w:val="34"/>
-          <w:szCs w:val="34"/>
-        </w:rPr>
-      </w:pPr>
+          <w:b w:val="1"/>
+          <w:bCs w:val="1"/>
+          <w:rtl w:val="0"/>
+        </w:rPr>
+        <w:t xml:space="preserve">Next Meeting:</w:t>
+      </w:r>
+      <w:r>
+        <w:rPr>
+          <w:rtl w:val="0"/>
+        </w:rPr>
+        <w:t xml:space="preserve"> To be confirmed.</w:t>
+      </w:r>
+    </w:p>
+    <w:p>
+      <w:pPr>
+        <w:rPr/>
+      </w:pPr>
+      <w:r>
+        <w:pict>
+          <v:rect style="width:0.0pt;height:1.5pt" o:hr="t" o:hrstd="t" o:hralign="center" fillcolor="#A0A0A0" stroked="f"/>
+        </w:pict>
+      </w:r>
       <w:r>
         <w:rPr>
           <w:rtl w:val="0"/>
@@ -317,122 +793,85 @@
           <w:szCs w:val="34"/>
         </w:rPr>
       </w:pPr>
-      <w:bookmarkStart w:colFirst="0" w:colLast="0" w:name="_95sq7cd5dei" w:id="0"/>
-      <w:bookmarkEnd w:id="0"/>
-      <w:r>
-        <w:rPr>
-          <w:rtl w:val="0"/>
-        </w:rPr>
-      </w:r>
-    </w:p>
-    <w:p>
-      <w:pPr>
-        <w:pStyle w:val="Heading2"/>
-        <w:keepNext w:val="0"/>
-        <w:keepLines w:val="0"/>
-        <w:spacing w:after="80" w:lineRule="auto"/>
+      <w:bookmarkStart w:colFirst="0" w:colLast="0" w:name="_rd7bhug9vttt" w:id="4"/>
+      <w:bookmarkEnd w:id="4"/>
+      <w:r>
         <w:rPr>
           <w:b w:val="1"/>
           <w:bCs w:val="1"/>
           <w:sz w:val="34"/>
           <w:szCs w:val="34"/>
-        </w:rPr>
-      </w:pPr>
-      <w:bookmarkStart w:colFirst="0" w:colLast="0" w:name="_ltbivjivhoc7" w:id="1"/>
-      <w:bookmarkEnd w:id="1"/>
-      <w:r>
-        <w:rPr>
-          <w:rtl w:val="0"/>
-        </w:rPr>
-      </w:r>
-    </w:p>
-    <w:p>
-      <w:pPr>
-        <w:pStyle w:val="Heading2"/>
-        <w:keepNext w:val="0"/>
-        <w:keepLines w:val="0"/>
-        <w:spacing w:after="80" w:lineRule="auto"/>
-        <w:rPr>
-          <w:b w:val="1"/>
-          <w:bCs w:val="1"/>
-          <w:sz w:val="34"/>
-          <w:szCs w:val="34"/>
-        </w:rPr>
-      </w:pPr>
-      <w:bookmarkStart w:colFirst="0" w:colLast="0" w:name="_kx4guxpxcagh" w:id="2"/>
-      <w:bookmarkEnd w:id="2"/>
-      <w:r>
-        <w:rPr>
-          <w:rtl w:val="0"/>
-        </w:rPr>
-      </w:r>
-    </w:p>
-    <w:p>
-      <w:pPr>
-        <w:pStyle w:val="Heading2"/>
-        <w:keepNext w:val="0"/>
-        <w:keepLines w:val="0"/>
-        <w:spacing w:after="80" w:lineRule="auto"/>
-        <w:rPr>
-          <w:b w:val="1"/>
-          <w:bCs w:val="1"/>
-          <w:sz w:val="34"/>
-          <w:szCs w:val="34"/>
-        </w:rPr>
-      </w:pPr>
-      <w:bookmarkStart w:colFirst="0" w:colLast="0" w:name="_ogeunbo38lww" w:id="3"/>
-      <w:bookmarkEnd w:id="3"/>
-      <w:r>
-        <w:rPr>
-          <w:rtl w:val="0"/>
-        </w:rPr>
-      </w:r>
-    </w:p>
-    <w:p>
-      <w:pPr>
-        <w:pStyle w:val="Heading2"/>
-        <w:keepNext w:val="0"/>
-        <w:keepLines w:val="0"/>
-        <w:spacing w:after="80" w:lineRule="auto"/>
-        <w:rPr>
-          <w:b w:val="1"/>
-          <w:bCs w:val="1"/>
-          <w:sz w:val="34"/>
-          <w:szCs w:val="34"/>
-        </w:rPr>
-      </w:pPr>
-      <w:bookmarkStart w:colFirst="0" w:colLast="0" w:name="_93tpnkqzrz45" w:id="4"/>
-      <w:bookmarkEnd w:id="4"/>
-      <w:r>
-        <w:rPr>
-          <w:rtl w:val="0"/>
-        </w:rPr>
-      </w:r>
-    </w:p>
-    <w:p>
-      <w:pPr>
-        <w:pStyle w:val="Heading2"/>
-        <w:keepNext w:val="0"/>
-        <w:keepLines w:val="0"/>
-        <w:spacing w:after="80" w:lineRule="auto"/>
-        <w:rPr>
-          <w:b w:val="1"/>
-          <w:bCs w:val="1"/>
-          <w:sz w:val="34"/>
-          <w:szCs w:val="34"/>
-        </w:rPr>
-      </w:pPr>
-      <w:bookmarkStart w:colFirst="0" w:colLast="0" w:name="_4nat6te8rzw2" w:id="5"/>
-      <w:bookmarkEnd w:id="5"/>
-      <w:r>
-        <w:rPr>
-          <w:b w:val="1"/>
-          <w:bCs w:val="1"/>
-          <w:sz w:val="34"/>
-          <w:szCs w:val="34"/>
-          <w:rtl w:val="0"/>
-        </w:rPr>
-        <w:t xml:space="preserve">Agenda &amp; Discussion</w:t>
+          <w:rtl w:val="0"/>
+        </w:rPr>
+        <w:t xml:space="preserve">3. Consultant Meeting</w:t>
+      </w:r>
+    </w:p>
+    <w:p>
+      <w:pPr>
+        <w:spacing w:after="240" w:before="240" w:lineRule="auto"/>
+        <w:rPr/>
+      </w:pPr>
+      <w:r>
+        <w:rPr>
+          <w:b w:val="1"/>
+          <w:bCs w:val="1"/>
+          <w:rtl w:val="0"/>
+        </w:rPr>
+        <w:t xml:space="preserve">Date:</w:t>
+      </w:r>
+      <w:r>
+        <w:rPr>
+          <w:rtl w:val="0"/>
+        </w:rPr>
+        <w:t xml:space="preserve"> Friday 6 February 2026</w:t>
+        <w:br w:type="textWrapping"/>
+        <w:t xml:space="preserve"> </w:t>
+      </w:r>
+      <w:r>
+        <w:rPr>
+          <w:b w:val="1"/>
+          <w:bCs w:val="1"/>
+          <w:rtl w:val="0"/>
+        </w:rPr>
+        <w:t xml:space="preserve">Location:</w:t>
+      </w:r>
+      <w:r>
+        <w:rPr>
+          <w:rtl w:val="0"/>
+        </w:rPr>
+        <w:t xml:space="preserve"> University consultant session</w:t>
+        <w:br w:type="textWrapping"/>
+        <w:t xml:space="preserve"> </w:t>
+      </w:r>
+      <w:r>
+        <w:rPr>
+          <w:b w:val="1"/>
+          <w:bCs w:val="1"/>
+          <w:rtl w:val="0"/>
+        </w:rPr>
+        <w:t xml:space="preserve">Consultant:</w:t>
+      </w:r>
+      <w:r>
+        <w:rPr>
+          <w:rtl w:val="0"/>
+        </w:rPr>
+        <w:t xml:space="preserve"> Konstantin</w:t>
+        <w:br w:type="textWrapping"/>
+        <w:t xml:space="preserve"> </w:t>
+      </w:r>
+      <w:r>
+        <w:rPr>
+          <w:b w:val="1"/>
+          <w:bCs w:val="1"/>
+          <w:rtl w:val="0"/>
+        </w:rPr>
+        <w:t xml:space="preserve">Attendees:</w:t>
+      </w:r>
+      <w:r>
+        <w:rPr>
+          <w:rtl w:val="0"/>
+        </w:rPr>
+        <w:t xml:space="preserve"> Bahja (team representative)</w:t>
       </w:r>
     </w:p>
     <w:p>
@@ -449,8 +888,8 @@
           <w:szCs w:val="26"/>
         </w:rPr>
       </w:pPr>
-      <w:bookmarkStart w:colFirst="0" w:colLast="0" w:name="_eb3med6afcb2" w:id="6"/>
-      <w:bookmarkEnd w:id="6"/>
+      <w:bookmarkStart w:colFirst="0" w:colLast="0" w:name="_mz1tocpl4wu" w:id="5"/>
+      <w:bookmarkEnd w:id="5"/>
       <w:r>
         <w:rPr>
           <w:b w:val="1"/>
@@ -460,14 +899,14 @@
           <w:szCs w:val="26"/>
           <w:rtl w:val="0"/>
         </w:rPr>
-        <w:t xml:space="preserve">1. Project progress and initial deliverables</w:t>
+        <w:t xml:space="preserve">Discussion</w:t>
       </w:r>
     </w:p>
     <w:p>
       <w:pPr>
         <w:numPr>
           <w:ilvl w:val="0"/>
-          <w:numId w:val="4"/>
+          <w:numId w:val="10"/>
         </w:numPr>
         <w:spacing w:after="0" w:afterAutospacing="0" w:before="240" w:lineRule="auto"/>
         <w:ind w:left="720" w:hanging="360"/>
@@ -476,21 +915,21 @@
         <w:rPr>
           <w:rtl w:val="0"/>
         </w:rPr>
-        <w:t xml:space="preserve">The team agreed to begin work on the </w:t>
-      </w:r>
-      <w:r>
-        <w:rPr>
-          <w:b w:val="1"/>
-          <w:bCs w:val="1"/>
-          <w:rtl w:val="0"/>
-        </w:rPr>
-        <w:t xml:space="preserve">first project deliverable</w:t>
-      </w:r>
-      <w:r>
-        <w:rPr>
-          <w:rtl w:val="0"/>
-        </w:rPr>
-        <w:t xml:space="preserve">.</w:t>
+        <w:t xml:space="preserve">Consultant emphasised that </w:t>
+      </w:r>
+      <w:r>
+        <w:rPr>
+          <w:b w:val="1"/>
+          <w:bCs w:val="1"/>
+          <w:rtl w:val="0"/>
+        </w:rPr>
+        <w:t xml:space="preserve">consultant meetings are compulsory</w:t>
+      </w:r>
+      <w:r>
+        <w:rPr>
+          <w:rtl w:val="0"/>
+        </w:rPr>
+        <w:t xml:space="preserve"> and attendance is monitored.</w:t>
         <w:br w:type="textWrapping"/>
       </w:r>
     </w:p>
@@ -498,7 +937,38 @@
       <w:pPr>
         <w:numPr>
           <w:ilvl w:val="0"/>
-          <w:numId w:val="4"/>
+          <w:numId w:val="10"/>
+        </w:numPr>
+        <w:spacing w:after="0" w:afterAutospacing="0" w:before="0" w:beforeAutospacing="0" w:lineRule="auto"/>
+        <w:ind w:left="720" w:hanging="360"/>
+      </w:pPr>
+      <w:r>
+        <w:rPr>
+          <w:rtl w:val="0"/>
+        </w:rPr>
+        <w:t xml:space="preserve">Consultant indicated meetings should primarily involve the </w:t>
+      </w:r>
+      <w:r>
+        <w:rPr>
+          <w:b w:val="1"/>
+          <w:bCs w:val="1"/>
+          <w:rtl w:val="0"/>
+        </w:rPr>
+        <w:t xml:space="preserve">Project Manager and Deputy Project Manager</w:t>
+      </w:r>
+      <w:r>
+        <w:rPr>
+          <w:rtl w:val="0"/>
+        </w:rPr>
+        <w:t xml:space="preserve">, but full team attendance is expected where possible.</w:t>
+        <w:br w:type="textWrapping"/>
+      </w:r>
+    </w:p>
+    <w:p>
+      <w:pPr>
+        <w:numPr>
+          <w:ilvl w:val="0"/>
+          <w:numId w:val="10"/>
         </w:numPr>
         <w:spacing w:after="240" w:before="0" w:beforeAutospacing="0" w:lineRule="auto"/>
         <w:ind w:left="720" w:hanging="360"/>
@@ -507,50 +977,25 @@
         <w:rPr>
           <w:rtl w:val="0"/>
         </w:rPr>
-        <w:t xml:space="preserve">Initial </w:t>
-      </w:r>
-      <w:r>
-        <w:rPr>
-          <w:b w:val="1"/>
-          <w:bCs w:val="1"/>
-          <w:rtl w:val="0"/>
-        </w:rPr>
-        <w:t xml:space="preserve">system design activities</w:t>
-      </w:r>
-      <w:r>
-        <w:rPr>
-          <w:rtl w:val="0"/>
-        </w:rPr>
-        <w:t xml:space="preserve"> were prioritised, with a focus on producing UML diagrams.</w:t>
-        <w:br w:type="textWrapping"/>
-      </w:r>
-    </w:p>
-    <w:p>
-      <w:pPr>
-        <w:pStyle w:val="Heading3"/>
-        <w:keepNext w:val="0"/>
-        <w:keepLines w:val="0"/>
-        <w:spacing w:before="280" w:lineRule="auto"/>
-        <w:rPr>
-          <w:b w:val="1"/>
-          <w:bCs w:val="1"/>
-          <w:color w:val="000000"/>
-          <w:sz w:val="26"/>
-          <w:szCs w:val="26"/>
-        </w:rPr>
-      </w:pPr>
-      <w:bookmarkStart w:colFirst="0" w:colLast="0" w:name="_q9wxcyrr3ogg" w:id="7"/>
-      <w:bookmarkEnd w:id="7"/>
-      <w:r>
-        <w:rPr>
-          <w:b w:val="1"/>
-          <w:bCs w:val="1"/>
-          <w:color w:val="000000"/>
-          <w:sz w:val="26"/>
-          <w:szCs w:val="26"/>
-          <w:rtl w:val="0"/>
-        </w:rPr>
-        <w:t xml:space="preserve">2. Design approach</w:t>
+        <w:t xml:space="preserve">Any team member not contributing to project work should be reported through the appropriate team channels if necessary.</w:t>
+        <w:br w:type="textWrapping"/>
+      </w:r>
+    </w:p>
+    <w:p>
+      <w:pPr>
+        <w:spacing w:after="240" w:before="240" w:lineRule="auto"/>
+        <w:rPr>
+          <w:b w:val="1"/>
+          <w:bCs w:val="1"/>
+        </w:rPr>
+      </w:pPr>
+      <w:r>
+        <w:rPr>
+          <w:b w:val="1"/>
+          <w:bCs w:val="1"/>
+          <w:rtl w:val="0"/>
+        </w:rPr>
+        <w:t xml:space="preserve">Next Consultant Meeting:</w:t>
       </w:r>
     </w:p>
     <w:p>
@@ -564,23 +1009,67 @@
       </w:pPr>
       <w:r>
         <w:rPr>
-          <w:rtl w:val="0"/>
-        </w:rPr>
-        <w:t xml:space="preserve">The team discussed the use of </w:t>
-      </w:r>
-      <w:r>
-        <w:rPr>
-          <w:b w:val="1"/>
-          <w:bCs w:val="1"/>
-          <w:rtl w:val="0"/>
-        </w:rPr>
-        <w:t xml:space="preserve">use case diagrams versus user stories</w:t>
-      </w:r>
-      <w:r>
-        <w:rPr>
-          <w:rtl w:val="0"/>
-        </w:rPr>
-        <w:t xml:space="preserve"> for capturing system requirements.</w:t>
+          <w:b w:val="1"/>
+          <w:bCs w:val="1"/>
+          <w:rtl w:val="0"/>
+        </w:rPr>
+        <w:t xml:space="preserve">Date:</w:t>
+      </w:r>
+      <w:r>
+        <w:rPr>
+          <w:rtl w:val="0"/>
+        </w:rPr>
+        <w:t xml:space="preserve"> Thursday 12 February 2026</w:t>
+        <w:br w:type="textWrapping"/>
+      </w:r>
+    </w:p>
+    <w:p>
+      <w:pPr>
+        <w:numPr>
+          <w:ilvl w:val="0"/>
+          <w:numId w:val="3"/>
+        </w:numPr>
+        <w:spacing w:after="0" w:afterAutospacing="0" w:before="0" w:beforeAutospacing="0" w:lineRule="auto"/>
+        <w:ind w:left="720" w:hanging="360"/>
+      </w:pPr>
+      <w:r>
+        <w:rPr>
+          <w:b w:val="1"/>
+          <w:bCs w:val="1"/>
+          <w:rtl w:val="0"/>
+        </w:rPr>
+        <w:t xml:space="preserve">Time:</w:t>
+      </w:r>
+      <w:r>
+        <w:rPr>
+          <w:rtl w:val="0"/>
+        </w:rPr>
+        <w:t xml:space="preserve"> 16:00</w:t>
+        <w:br w:type="textWrapping"/>
+      </w:r>
+    </w:p>
+    <w:p>
+      <w:pPr>
+        <w:numPr>
+          <w:ilvl w:val="0"/>
+          <w:numId w:val="3"/>
+        </w:numPr>
+        <w:spacing w:after="0" w:afterAutospacing="0" w:before="0" w:beforeAutospacing="0" w:lineRule="auto"/>
+        <w:ind w:left="720" w:hanging="360"/>
+      </w:pPr>
+      <w:r>
+        <w:rPr>
+          <w:b w:val="1"/>
+          <w:bCs w:val="1"/>
+          <w:rtl w:val="0"/>
+        </w:rPr>
+        <w:t xml:space="preserve">Location:</w:t>
+      </w:r>
+      <w:r>
+        <w:rPr>
+          <w:rtl w:val="0"/>
+        </w:rPr>
+        <w:t xml:space="preserve"> Room A401</w:t>
         <w:br w:type="textWrapping"/>
       </w:r>
     </w:p>
@@ -595,10 +1084,95 @@
       </w:pPr>
       <w:r>
         <w:rPr>
-          <w:rtl w:val="0"/>
-        </w:rPr>
-        <w:t xml:space="preserve">It was agreed that UML design would commence while the most appropriate requirements approach is finalised.</w:t>
-        <w:br w:type="textWrapping"/>
+          <w:b w:val="1"/>
+          <w:bCs w:val="1"/>
+          <w:rtl w:val="0"/>
+        </w:rPr>
+        <w:t xml:space="preserve">Expected Attendees:</w:t>
+      </w:r>
+      <w:r>
+        <w:rPr>
+          <w:rtl w:val="0"/>
+        </w:rPr>
+        <w:t xml:space="preserve"> All team members except Faisal and Huzefa (Huzefa absence communicated due to medical reasons).</w:t>
+        <w:br w:type="textWrapping"/>
+      </w:r>
+    </w:p>
+    <w:p>
+      <w:pPr>
+        <w:rPr/>
+      </w:pPr>
+      <w:r>
+        <w:pict>
+          <v:rect style="width:0.0pt;height:1.5pt" o:hr="t" o:hrstd="t" o:hralign="center" fillcolor="#A0A0A0" stroked="f"/>
+        </w:pict>
+      </w:r>
+      <w:r>
+        <w:rPr>
+          <w:rtl w:val="0"/>
+        </w:rPr>
+      </w:r>
+    </w:p>
+    <w:p>
+      <w:pPr>
+        <w:pStyle w:val="Heading2"/>
+        <w:keepNext w:val="0"/>
+        <w:keepLines w:val="0"/>
+        <w:spacing w:after="80" w:lineRule="auto"/>
+        <w:rPr>
+          <w:b w:val="1"/>
+          <w:bCs w:val="1"/>
+          <w:sz w:val="34"/>
+          <w:szCs w:val="34"/>
+        </w:rPr>
+      </w:pPr>
+      <w:bookmarkStart w:colFirst="0" w:colLast="0" w:name="_76cnhm68c033" w:id="6"/>
+      <w:bookmarkEnd w:id="6"/>
+      <w:r>
+        <w:rPr>
+          <w:b w:val="1"/>
+          <w:bCs w:val="1"/>
+          <w:sz w:val="34"/>
+          <w:szCs w:val="34"/>
+          <w:rtl w:val="0"/>
+        </w:rPr>
+        <w:t xml:space="preserve">4. Cross-Team PM / DPM Coordination Meeting</w:t>
+      </w:r>
+    </w:p>
+    <w:p>
+      <w:pPr>
+        <w:spacing w:after="240" w:before="240" w:lineRule="auto"/>
+        <w:rPr/>
+      </w:pPr>
+      <w:r>
+        <w:rPr>
+          <w:b w:val="1"/>
+          <w:bCs w:val="1"/>
+          <w:rtl w:val="0"/>
+        </w:rPr>
+        <w:t xml:space="preserve">Date:</w:t>
+      </w:r>
+      <w:r>
+        <w:rPr>
+          <w:rtl w:val="0"/>
+        </w:rPr>
+        <w:t xml:space="preserve"> Monday 9 February 2026</w:t>
+        <w:br w:type="textWrapping"/>
+        <w:t xml:space="preserve"> </w:t>
+      </w:r>
+      <w:r>
+        <w:rPr>
+          <w:b w:val="1"/>
+          <w:bCs w:val="1"/>
+          <w:rtl w:val="0"/>
+        </w:rPr>
+        <w:t xml:space="preserve">Location:</w:t>
+      </w:r>
+      <w:r>
+        <w:rPr>
+          <w:rtl w:val="0"/>
+        </w:rPr>
+        <w:t xml:space="preserve"> PM/DPM coordination session</w:t>
       </w:r>
     </w:p>
     <w:p>
@@ -615,8 +1189,8 @@
           <w:szCs w:val="26"/>
         </w:rPr>
       </w:pPr>
-      <w:bookmarkStart w:colFirst="0" w:colLast="0" w:name="_cb9dvz5pswdv" w:id="8"/>
-      <w:bookmarkEnd w:id="8"/>
+      <w:bookmarkStart w:colFirst="0" w:colLast="0" w:name="_d7fdocexmatt" w:id="7"/>
+      <w:bookmarkEnd w:id="7"/>
       <w:r>
         <w:rPr>
           <w:b w:val="1"/>
@@ -626,14 +1200,14 @@
           <w:szCs w:val="26"/>
           <w:rtl w:val="0"/>
         </w:rPr>
-        <w:t xml:space="preserve">3. Project planning and documentation</w:t>
+        <w:t xml:space="preserve">Discussion</w:t>
       </w:r>
     </w:p>
     <w:p>
       <w:pPr>
         <w:numPr>
           <w:ilvl w:val="0"/>
-          <w:numId w:val="1"/>
+          <w:numId w:val="5"/>
         </w:numPr>
         <w:spacing w:after="0" w:afterAutospacing="0" w:before="240" w:lineRule="auto"/>
         <w:ind w:left="720" w:hanging="360"/>
@@ -642,21 +1216,21 @@
         <w:rPr>
           <w:rtl w:val="0"/>
         </w:rPr>
-        <w:t xml:space="preserve">A </w:t>
-      </w:r>
-      <w:r>
-        <w:rPr>
-          <w:b w:val="1"/>
-          <w:bCs w:val="1"/>
-          <w:rtl w:val="0"/>
-        </w:rPr>
-        <w:t xml:space="preserve">project binder</w:t>
-      </w:r>
-      <w:r>
-        <w:rPr>
-          <w:rtl w:val="0"/>
-        </w:rPr>
-        <w:t xml:space="preserve"> was created to centralise project documentation.</w:t>
+        <w:t xml:space="preserve">All teams confirmed development of </w:t>
+      </w:r>
+      <w:r>
+        <w:rPr>
+          <w:b w:val="1"/>
+          <w:bCs w:val="1"/>
+          <w:rtl w:val="0"/>
+        </w:rPr>
+        <w:t xml:space="preserve">Java-based REST APIs</w:t>
+      </w:r>
+      <w:r>
+        <w:rPr>
+          <w:rtl w:val="0"/>
+        </w:rPr>
+        <w:t xml:space="preserve">.</w:t>
         <w:br w:type="textWrapping"/>
       </w:r>
     </w:p>
@@ -664,7 +1238,7 @@
       <w:pPr>
         <w:numPr>
           <w:ilvl w:val="0"/>
-          <w:numId w:val="1"/>
+          <w:numId w:val="5"/>
         </w:numPr>
         <w:spacing w:after="0" w:afterAutospacing="0" w:before="0" w:beforeAutospacing="0" w:lineRule="auto"/>
         <w:ind w:left="720" w:hanging="360"/>
@@ -673,21 +1247,7 @@
         <w:rPr>
           <w:rtl w:val="0"/>
         </w:rPr>
-        <w:t xml:space="preserve">A </w:t>
-      </w:r>
-      <w:r>
-        <w:rPr>
-          <w:b w:val="1"/>
-          <w:bCs w:val="1"/>
-          <w:rtl w:val="0"/>
-        </w:rPr>
-        <w:t xml:space="preserve">Gantt chart</w:t>
-      </w:r>
-      <w:r>
-        <w:rPr>
-          <w:rtl w:val="0"/>
-        </w:rPr>
-        <w:t xml:space="preserve"> was produced to outline the project timeline and key milestones.</w:t>
+        <w:t xml:space="preserve">Docker containers will be used to connect backend systems to front-end applications.</w:t>
         <w:br w:type="textWrapping"/>
       </w:r>
     </w:p>
@@ -695,7 +1255,120 @@
       <w:pPr>
         <w:numPr>
           <w:ilvl w:val="0"/>
-          <w:numId w:val="1"/>
+          <w:numId w:val="5"/>
+        </w:numPr>
+        <w:spacing w:after="0" w:afterAutospacing="0" w:before="0" w:beforeAutospacing="0" w:lineRule="auto"/>
+        <w:ind w:left="720" w:hanging="360"/>
+      </w:pPr>
+      <w:r>
+        <w:rPr>
+          <w:rtl w:val="0"/>
+        </w:rPr>
+        <w:t xml:space="preserve">Deliverables should be completed </w:t>
+      </w:r>
+      <w:r>
+        <w:rPr>
+          <w:b w:val="1"/>
+          <w:bCs w:val="1"/>
+          <w:rtl w:val="0"/>
+        </w:rPr>
+        <w:t xml:space="preserve">three days early (24 February, 12:00)</w:t>
+      </w:r>
+      <w:r>
+        <w:rPr>
+          <w:rtl w:val="0"/>
+        </w:rPr>
+        <w:t xml:space="preserve">.</w:t>
+        <w:br w:type="textWrapping"/>
+      </w:r>
+    </w:p>
+    <w:p>
+      <w:pPr>
+        <w:numPr>
+          <w:ilvl w:val="0"/>
+          <w:numId w:val="5"/>
+        </w:numPr>
+        <w:spacing w:after="0" w:afterAutospacing="0" w:before="0" w:beforeAutospacing="0" w:lineRule="auto"/>
+        <w:ind w:left="720" w:hanging="360"/>
+      </w:pPr>
+      <w:r>
+        <w:rPr>
+          <w:rtl w:val="0"/>
+        </w:rPr>
+        <w:t xml:space="preserve">Front-end development plans:</w:t>
+        <w:br w:type="textWrapping"/>
+      </w:r>
+    </w:p>
+    <w:p>
+      <w:pPr>
+        <w:numPr>
+          <w:ilvl w:val="1"/>
+          <w:numId w:val="5"/>
+        </w:numPr>
+        <w:spacing w:after="0" w:afterAutospacing="0" w:before="0" w:beforeAutospacing="0" w:lineRule="auto"/>
+        <w:ind w:left="1440" w:hanging="360"/>
+      </w:pPr>
+      <w:r>
+        <w:rPr>
+          <w:rtl w:val="0"/>
+        </w:rPr>
+        <w:t xml:space="preserve">Team A and Team B: Desktop front-end (Java Swing / JavaFX).</w:t>
+        <w:br w:type="textWrapping"/>
+      </w:r>
+    </w:p>
+    <w:p>
+      <w:pPr>
+        <w:numPr>
+          <w:ilvl w:val="1"/>
+          <w:numId w:val="5"/>
+        </w:numPr>
+        <w:spacing w:after="0" w:afterAutospacing="0" w:before="0" w:beforeAutospacing="0" w:lineRule="auto"/>
+        <w:ind w:left="1440" w:hanging="360"/>
+      </w:pPr>
+      <w:r>
+        <w:rPr>
+          <w:rtl w:val="0"/>
+        </w:rPr>
+        <w:t xml:space="preserve">Team C: Locally hosted web front-end (Electron) connected to backend.</w:t>
+        <w:br w:type="textWrapping"/>
+      </w:r>
+    </w:p>
+    <w:p>
+      <w:pPr>
+        <w:numPr>
+          <w:ilvl w:val="0"/>
+          <w:numId w:val="5"/>
+        </w:numPr>
+        <w:spacing w:after="0" w:afterAutospacing="0" w:before="0" w:beforeAutospacing="0" w:lineRule="auto"/>
+        <w:ind w:left="720" w:hanging="360"/>
+      </w:pPr>
+      <w:r>
+        <w:rPr>
+          <w:rtl w:val="0"/>
+        </w:rPr>
+        <w:t xml:space="preserve">All teams confirmed to currently be in the </w:t>
+      </w:r>
+      <w:r>
+        <w:rPr>
+          <w:b w:val="1"/>
+          <w:bCs w:val="1"/>
+          <w:rtl w:val="0"/>
+        </w:rPr>
+        <w:t xml:space="preserve">Analysis phase</w:t>
+      </w:r>
+      <w:r>
+        <w:rPr>
+          <w:rtl w:val="0"/>
+        </w:rPr>
+        <w:t xml:space="preserve">.</w:t>
+        <w:br w:type="textWrapping"/>
+      </w:r>
+    </w:p>
+    <w:p>
+      <w:pPr>
+        <w:numPr>
+          <w:ilvl w:val="0"/>
+          <w:numId w:val="5"/>
         </w:numPr>
         <w:spacing w:after="240" w:before="0" w:beforeAutospacing="0" w:lineRule="auto"/>
         <w:ind w:left="720" w:hanging="360"/>
@@ -704,7 +1377,21 @@
         <w:rPr>
           <w:rtl w:val="0"/>
         </w:rPr>
-        <w:t xml:space="preserve">Tasks were assigned to team members; detailed task allocations were recorded in a separate shared Google document.</w:t>
+        <w:t xml:space="preserve">Agreement reached to include </w:t>
+      </w:r>
+      <w:r>
+        <w:rPr>
+          <w:b w:val="1"/>
+          <w:bCs w:val="1"/>
+          <w:rtl w:val="0"/>
+        </w:rPr>
+        <w:t xml:space="preserve">one component diagram</w:t>
+      </w:r>
+      <w:r>
+        <w:rPr>
+          <w:rtl w:val="0"/>
+        </w:rPr>
+        <w:t xml:space="preserve"> per team.</w:t>
         <w:br w:type="textWrapping"/>
       </w:r>
     </w:p>
@@ -722,8 +1409,8 @@
           <w:szCs w:val="26"/>
         </w:rPr>
       </w:pPr>
-      <w:bookmarkStart w:colFirst="0" w:colLast="0" w:name="_g3egzvzdw4l" w:id="9"/>
-      <w:bookmarkEnd w:id="9"/>
+      <w:bookmarkStart w:colFirst="0" w:colLast="0" w:name="_v017l7kp9j13" w:id="8"/>
+      <w:bookmarkEnd w:id="8"/>
       <w:r>
         <w:rPr>
           <w:b w:val="1"/>
@@ -733,14 +1420,14 @@
           <w:szCs w:val="26"/>
           <w:rtl w:val="0"/>
         </w:rPr>
-        <w:t xml:space="preserve">4. Meetings and communication</w:t>
+        <w:t xml:space="preserve">Questions to Discuss</w:t>
       </w:r>
     </w:p>
     <w:p>
       <w:pPr>
         <w:numPr>
           <w:ilvl w:val="0"/>
-          <w:numId w:val="2"/>
+          <w:numId w:val="7"/>
         </w:numPr>
         <w:spacing w:after="0" w:afterAutospacing="0" w:before="240" w:lineRule="auto"/>
         <w:ind w:left="720" w:hanging="360"/>
@@ -749,21 +1436,7 @@
         <w:rPr>
           <w:rtl w:val="0"/>
         </w:rPr>
-        <w:t xml:space="preserve">The team discussed the </w:t>
-      </w:r>
-      <w:r>
-        <w:rPr>
-          <w:b w:val="1"/>
-          <w:bCs w:val="1"/>
-          <w:rtl w:val="0"/>
-        </w:rPr>
-        <w:t xml:space="preserve">schedule and format of future meetings</w:t>
-      </w:r>
-      <w:r>
-        <w:rPr>
-          <w:rtl w:val="0"/>
-        </w:rPr>
-        <w:t xml:space="preserve">, including continued use of online communication tools.</w:t>
+        <w:t xml:space="preserve">Preferred frontend approach: desktop or web.</w:t>
         <w:br w:type="textWrapping"/>
       </w:r>
     </w:p>
@@ -771,7 +1444,58 @@
       <w:pPr>
         <w:numPr>
           <w:ilvl w:val="0"/>
-          <w:numId w:val="2"/>
+          <w:numId w:val="7"/>
+        </w:numPr>
+        <w:spacing w:after="0" w:afterAutospacing="0" w:before="0" w:beforeAutospacing="0" w:lineRule="auto"/>
+        <w:ind w:left="720" w:hanging="360"/>
+      </w:pPr>
+      <w:r>
+        <w:rPr>
+          <w:rtl w:val="0"/>
+        </w:rPr>
+        <w:t xml:space="preserve">Docker container configuration for Java backend and frontend integration.</w:t>
+        <w:br w:type="textWrapping"/>
+      </w:r>
+    </w:p>
+    <w:p>
+      <w:pPr>
+        <w:numPr>
+          <w:ilvl w:val="0"/>
+          <w:numId w:val="7"/>
+        </w:numPr>
+        <w:spacing w:after="0" w:afterAutospacing="0" w:before="0" w:beforeAutospacing="0" w:lineRule="auto"/>
+        <w:ind w:left="720" w:hanging="360"/>
+      </w:pPr>
+      <w:r>
+        <w:rPr>
+          <w:rtl w:val="0"/>
+        </w:rPr>
+        <w:t xml:space="preserve">Clarification regarding “public orders” and interaction requirements in the report.</w:t>
+        <w:br w:type="textWrapping"/>
+      </w:r>
+    </w:p>
+    <w:p>
+      <w:pPr>
+        <w:numPr>
+          <w:ilvl w:val="0"/>
+          <w:numId w:val="7"/>
+        </w:numPr>
+        <w:spacing w:after="0" w:afterAutospacing="0" w:before="0" w:beforeAutospacing="0" w:lineRule="auto"/>
+        <w:ind w:left="720" w:hanging="360"/>
+      </w:pPr>
+      <w:r>
+        <w:rPr>
+          <w:rtl w:val="0"/>
+        </w:rPr>
+        <w:t xml:space="preserve">Database choice: MongoDB vs MySQL.</w:t>
+        <w:br w:type="textWrapping"/>
+      </w:r>
+    </w:p>
+    <w:p>
+      <w:pPr>
+        <w:numPr>
+          <w:ilvl w:val="0"/>
+          <w:numId w:val="7"/>
         </w:numPr>
         <w:spacing w:after="240" w:before="0" w:beforeAutospacing="0" w:lineRule="auto"/>
         <w:ind w:left="720" w:hanging="360"/>
@@ -780,21 +1504,68 @@
         <w:rPr>
           <w:rtl w:val="0"/>
         </w:rPr>
-        <w:t xml:space="preserve">A future meeting with the project consultant was discussed, with the aim of selecting a time when </w:t>
-      </w:r>
-      <w:r>
-        <w:rPr>
-          <w:b w:val="1"/>
-          <w:bCs w:val="1"/>
-          <w:rtl w:val="0"/>
-        </w:rPr>
-        <w:t xml:space="preserve">most, if not all, team members</w:t>
-      </w:r>
-      <w:r>
-        <w:rPr>
-          <w:rtl w:val="0"/>
-        </w:rPr>
-        <w:t xml:space="preserve"> can attend the meeting with Konstantin.</w:t>
+        <w:t xml:space="preserve">Consideration of Python/Flask instead of Spring Boot due to system complexity.</w:t>
+        <w:br w:type="textWrapping"/>
+      </w:r>
+    </w:p>
+    <w:p>
+      <w:pPr>
+        <w:pStyle w:val="Heading3"/>
+        <w:keepNext w:val="0"/>
+        <w:keepLines w:val="0"/>
+        <w:spacing w:before="280" w:lineRule="auto"/>
+        <w:rPr>
+          <w:b w:val="1"/>
+          <w:bCs w:val="1"/>
+          <w:color w:val="000000"/>
+          <w:sz w:val="26"/>
+          <w:szCs w:val="26"/>
+        </w:rPr>
+      </w:pPr>
+      <w:bookmarkStart w:colFirst="0" w:colLast="0" w:name="_6ldj42kjs7i9" w:id="9"/>
+      <w:bookmarkEnd w:id="9"/>
+      <w:r>
+        <w:rPr>
+          <w:b w:val="1"/>
+          <w:bCs w:val="1"/>
+          <w:color w:val="000000"/>
+          <w:sz w:val="26"/>
+          <w:szCs w:val="26"/>
+          <w:rtl w:val="0"/>
+        </w:rPr>
+        <w:t xml:space="preserve">Actions</w:t>
+      </w:r>
+    </w:p>
+    <w:p>
+      <w:pPr>
+        <w:numPr>
+          <w:ilvl w:val="0"/>
+          <w:numId w:val="8"/>
+        </w:numPr>
+        <w:spacing w:after="240" w:before="240" w:lineRule="auto"/>
+        <w:ind w:left="720" w:hanging="360"/>
+      </w:pPr>
+      <w:r>
+        <w:rPr>
+          <w:rtl w:val="0"/>
+        </w:rPr>
+        <w:t xml:space="preserve">Each team to create Docker containers for subsystem execution (team-specific leads responsible).</w:t>
+        <w:br w:type="textWrapping"/>
+      </w:r>
+    </w:p>
+    <w:p>
+      <w:pPr>
+        <w:rPr/>
+      </w:pPr>
+      <w:r>
+        <w:pict>
+          <v:rect style="width:0.0pt;height:1.5pt" o:hr="t" o:hrstd="t" o:hralign="center" fillcolor="#A0A0A0" stroked="f"/>
+        </w:pict>
+      </w:r>
+      <w:r>
+        <w:rPr>
+          <w:rtl w:val="0"/>
+        </w:rPr>
       </w:r>
     </w:p>
     <w:p>
@@ -806,31 +1577,27 @@
         <w:rPr>
           <w:b w:val="1"/>
           <w:bCs w:val="1"/>
-          <w:sz w:val="26"/>
-          <w:szCs w:val="26"/>
-        </w:rPr>
-      </w:pPr>
-      <w:bookmarkStart w:colFirst="0" w:colLast="0" w:name="_bsq1hlq3b7li" w:id="10"/>
+          <w:sz w:val="34"/>
+          <w:szCs w:val="34"/>
+        </w:rPr>
+      </w:pPr>
+      <w:bookmarkStart w:colFirst="0" w:colLast="0" w:name="_8qp40yw5iphc" w:id="10"/>
       <w:bookmarkEnd w:id="10"/>
       <w:r>
         <w:rPr>
           <w:b w:val="1"/>
           <w:bCs w:val="1"/>
-          <w:sz w:val="26"/>
-          <w:szCs w:val="26"/>
-          <w:rtl w:val="0"/>
-        </w:rPr>
-        <w:t xml:space="preserve">Next Meeting</w:t>
-      </w:r>
-    </w:p>
-    <w:p>
-      <w:pPr>
-        <w:numPr>
-          <w:ilvl w:val="0"/>
-          <w:numId w:val="6"/>
-        </w:numPr>
-        <w:spacing w:after="0" w:afterAutospacing="0" w:before="240" w:lineRule="auto"/>
-        <w:ind w:left="720" w:hanging="360"/>
+          <w:sz w:val="34"/>
+          <w:szCs w:val="34"/>
+          <w:rtl w:val="0"/>
+        </w:rPr>
+        <w:t xml:space="preserve">5. Upcoming Consultant Meeting</w:t>
+      </w:r>
+    </w:p>
+    <w:p>
+      <w:pPr>
+        <w:spacing w:after="240" w:before="240" w:lineRule="auto"/>
+        <w:rPr/>
       </w:pPr>
       <w:r>
         <w:rPr>
@@ -844,19 +1611,10 @@
         <w:rPr>
           <w:rtl w:val="0"/>
         </w:rPr>
-        <w:t xml:space="preserve"> To be confirmed</w:t>
-        <w:br w:type="textWrapping"/>
-      </w:r>
-    </w:p>
-    <w:p>
-      <w:pPr>
-        <w:numPr>
-          <w:ilvl w:val="0"/>
-          <w:numId w:val="6"/>
-        </w:numPr>
-        <w:spacing w:after="0" w:afterAutospacing="0" w:before="0" w:beforeAutospacing="0" w:lineRule="auto"/>
-        <w:ind w:left="720" w:hanging="360"/>
-      </w:pPr>
+        <w:t xml:space="preserve"> Thursday 12 February 2026</w:t>
+        <w:br w:type="textWrapping"/>
+        <w:t xml:space="preserve"> </w:t>
+      </w:r>
       <w:r>
         <w:rPr>
           <w:b w:val="1"/>
@@ -869,19 +1627,10 @@
         <w:rPr>
           <w:rtl w:val="0"/>
         </w:rPr>
-        <w:t xml:space="preserve"> To be confirmed</w:t>
-        <w:br w:type="textWrapping"/>
-      </w:r>
-    </w:p>
-    <w:p>
-      <w:pPr>
-        <w:numPr>
-          <w:ilvl w:val="0"/>
-          <w:numId w:val="6"/>
-        </w:numPr>
-        <w:spacing w:after="240" w:before="0" w:beforeAutospacing="0" w:lineRule="auto"/>
-        <w:ind w:left="720" w:hanging="360"/>
-      </w:pPr>
+        <w:t xml:space="preserve"> 16:00</w:t>
+        <w:br w:type="textWrapping"/>
+        <w:t xml:space="preserve"> </w:t>
+      </w:r>
       <w:r>
         <w:rPr>
           <w:b w:val="1"/>
@@ -894,7 +1643,23 @@
         <w:rPr>
           <w:rtl w:val="0"/>
         </w:rPr>
-        <w:t xml:space="preserve"> Online (TBC)</w:t>
+        <w:t xml:space="preserve"> Room A401</w:t>
+        <w:br w:type="textWrapping"/>
+        <w:t xml:space="preserve"> </w:t>
+      </w:r>
+      <w:r>
+        <w:rPr>
+          <w:b w:val="1"/>
+          <w:bCs w:val="1"/>
+          <w:rtl w:val="0"/>
+        </w:rPr>
+        <w:t xml:space="preserve">Expected Attendees:</w:t>
+      </w:r>
+      <w:r>
+        <w:rPr>
+          <w:rtl w:val="0"/>
+        </w:rPr>
+        <w:t xml:space="preserve"> All team members except Faisal and Huzefa (medical absence communicated).</w:t>
       </w:r>
     </w:p>
     <w:p>
@@ -1469,6 +2234,446 @@
     </w:lvl>
   </w:abstractNum>
   <w:abstractNum w:abstractNumId="6">
+    <w:lvl w:ilvl="0">
+      <w:start w:val="1"/>
+      <w:numFmt w:val="bullet"/>
+      <w:lvlText w:val="●"/>
+      <w:lvlJc w:val="left"/>
+      <w:pPr>
+        <w:ind w:left="720" w:hanging="360"/>
+      </w:pPr>
+      <w:rPr>
+        <w:u w:val="none"/>
+      </w:rPr>
+    </w:lvl>
+    <w:lvl w:ilvl="1">
+      <w:start w:val="1"/>
+      <w:numFmt w:val="bullet"/>
+      <w:lvlText w:val="○"/>
+      <w:lvlJc w:val="left"/>
+      <w:pPr>
+        <w:ind w:left="1440" w:hanging="360"/>
+      </w:pPr>
+      <w:rPr>
+        <w:u w:val="none"/>
+      </w:rPr>
+    </w:lvl>
+    <w:lvl w:ilvl="2">
+      <w:start w:val="1"/>
+      <w:numFmt w:val="bullet"/>
+      <w:lvlText w:val="■"/>
+      <w:lvlJc w:val="left"/>
+      <w:pPr>
+        <w:ind w:left="2160" w:hanging="360"/>
+      </w:pPr>
+      <w:rPr>
+        <w:u w:val="none"/>
+      </w:rPr>
+    </w:lvl>
+    <w:lvl w:ilvl="3">
+      <w:start w:val="1"/>
+      <w:numFmt w:val="bullet"/>
+      <w:lvlText w:val="●"/>
+      <w:lvlJc w:val="left"/>
+      <w:pPr>
+        <w:ind w:left="2880" w:hanging="360"/>
+      </w:pPr>
+      <w:rPr>
+        <w:u w:val="none"/>
+      </w:rPr>
+    </w:lvl>
+    <w:lvl w:ilvl="4">
+      <w:start w:val="1"/>
+      <w:numFmt w:val="bullet"/>
+      <w:lvlText w:val="○"/>
+      <w:lvlJc w:val="left"/>
+      <w:pPr>
+        <w:ind w:left="3600" w:hanging="360"/>
+      </w:pPr>
+      <w:rPr>
+        <w:u w:val="none"/>
+      </w:rPr>
+    </w:lvl>
+    <w:lvl w:ilvl="5">
+      <w:start w:val="1"/>
+      <w:numFmt w:val="bullet"/>
+      <w:lvlText w:val="■"/>
+      <w:lvlJc w:val="left"/>
+      <w:pPr>
+        <w:ind w:left="4320" w:hanging="360"/>
+      </w:pPr>
+      <w:rPr>
+        <w:u w:val="none"/>
+      </w:rPr>
+    </w:lvl>
+    <w:lvl w:ilvl="6">
+      <w:start w:val="1"/>
+      <w:numFmt w:val="bullet"/>
+      <w:lvlText w:val="●"/>
+      <w:lvlJc w:val="left"/>
+      <w:pPr>
+        <w:ind w:left="5040" w:hanging="360"/>
+      </w:pPr>
+      <w:rPr>
+        <w:u w:val="none"/>
+      </w:rPr>
+    </w:lvl>
+    <w:lvl w:ilvl="7">
+      <w:start w:val="1"/>
+      <w:numFmt w:val="bullet"/>
+      <w:lvlText w:val="○"/>
+      <w:lvlJc w:val="left"/>
+      <w:pPr>
+        <w:ind w:left="5760" w:hanging="360"/>
+      </w:pPr>
+      <w:rPr>
+        <w:u w:val="none"/>
+      </w:rPr>
+    </w:lvl>
+    <w:lvl w:ilvl="8">
+      <w:start w:val="1"/>
+      <w:numFmt w:val="bullet"/>
+      <w:lvlText w:val="■"/>
+      <w:lvlJc w:val="left"/>
+      <w:pPr>
+        <w:ind w:left="6480" w:hanging="360"/>
+      </w:pPr>
+      <w:rPr>
+        <w:u w:val="none"/>
+      </w:rPr>
+    </w:lvl>
+  </w:abstractNum>
+  <w:abstractNum w:abstractNumId="7">
+    <w:lvl w:ilvl="0">
+      <w:start w:val="1"/>
+      <w:numFmt w:val="bullet"/>
+      <w:lvlText w:val="●"/>
+      <w:lvlJc w:val="left"/>
+      <w:pPr>
+        <w:ind w:left="720" w:hanging="360"/>
+      </w:pPr>
+      <w:rPr>
+        <w:u w:val="none"/>
+      </w:rPr>
+    </w:lvl>
+    <w:lvl w:ilvl="1">
+      <w:start w:val="1"/>
+      <w:numFmt w:val="bullet"/>
+      <w:lvlText w:val="○"/>
+      <w:lvlJc w:val="left"/>
+      <w:pPr>
+        <w:ind w:left="1440" w:hanging="360"/>
+      </w:pPr>
+      <w:rPr>
+        <w:u w:val="none"/>
+      </w:rPr>
+    </w:lvl>
+    <w:lvl w:ilvl="2">
+      <w:start w:val="1"/>
+      <w:numFmt w:val="bullet"/>
+      <w:lvlText w:val="■"/>
+      <w:lvlJc w:val="left"/>
+      <w:pPr>
+        <w:ind w:left="2160" w:hanging="360"/>
+      </w:pPr>
+      <w:rPr>
+        <w:u w:val="none"/>
+      </w:rPr>
+    </w:lvl>
+    <w:lvl w:ilvl="3">
+      <w:start w:val="1"/>
+      <w:numFmt w:val="bullet"/>
+      <w:lvlText w:val="●"/>
+      <w:lvlJc w:val="left"/>
+      <w:pPr>
+        <w:ind w:left="2880" w:hanging="360"/>
+      </w:pPr>
+      <w:rPr>
+        <w:u w:val="none"/>
+      </w:rPr>
+    </w:lvl>
+    <w:lvl w:ilvl="4">
+      <w:start w:val="1"/>
+      <w:numFmt w:val="bullet"/>
+      <w:lvlText w:val="○"/>
+      <w:lvlJc w:val="left"/>
+      <w:pPr>
+        <w:ind w:left="3600" w:hanging="360"/>
+      </w:pPr>
+      <w:rPr>
+        <w:u w:val="none"/>
+      </w:rPr>
+    </w:lvl>
+    <w:lvl w:ilvl="5">
+      <w:start w:val="1"/>
+      <w:numFmt w:val="bullet"/>
+      <w:lvlText w:val="■"/>
+      <w:lvlJc w:val="left"/>
+      <w:pPr>
+        <w:ind w:left="4320" w:hanging="360"/>
+      </w:pPr>
+      <w:rPr>
+        <w:u w:val="none"/>
+      </w:rPr>
+    </w:lvl>
+    <w:lvl w:ilvl="6">
+      <w:start w:val="1"/>
+      <w:numFmt w:val="bullet"/>
+      <w:lvlText w:val="●"/>
+      <w:lvlJc w:val="left"/>
+      <w:pPr>
+        <w:ind w:left="5040" w:hanging="360"/>
+      </w:pPr>
+      <w:rPr>
+        <w:u w:val="none"/>
+      </w:rPr>
+    </w:lvl>
+    <w:lvl w:ilvl="7">
+      <w:start w:val="1"/>
+      <w:numFmt w:val="bullet"/>
+      <w:lvlText w:val="○"/>
+      <w:lvlJc w:val="left"/>
+      <w:pPr>
+        <w:ind w:left="5760" w:hanging="360"/>
+      </w:pPr>
+      <w:rPr>
+        <w:u w:val="none"/>
+      </w:rPr>
+    </w:lvl>
+    <w:lvl w:ilvl="8">
+      <w:start w:val="1"/>
+      <w:numFmt w:val="bullet"/>
+      <w:lvlText w:val="■"/>
+      <w:lvlJc w:val="left"/>
+      <w:pPr>
+        <w:ind w:left="6480" w:hanging="360"/>
+      </w:pPr>
+      <w:rPr>
+        <w:u w:val="none"/>
+      </w:rPr>
+    </w:lvl>
+  </w:abstractNum>
+  <w:abstractNum w:abstractNumId="8">
+    <w:lvl w:ilvl="0">
+      <w:start w:val="1"/>
+      <w:numFmt w:val="bullet"/>
+      <w:lvlText w:val="●"/>
+      <w:lvlJc w:val="left"/>
+      <w:pPr>
+        <w:ind w:left="720" w:hanging="360"/>
+      </w:pPr>
+      <w:rPr>
+        <w:u w:val="none"/>
+      </w:rPr>
+    </w:lvl>
+    <w:lvl w:ilvl="1">
+      <w:start w:val="1"/>
+      <w:numFmt w:val="bullet"/>
+      <w:lvlText w:val="○"/>
+      <w:lvlJc w:val="left"/>
+      <w:pPr>
+        <w:ind w:left="1440" w:hanging="360"/>
+      </w:pPr>
+      <w:rPr>
+        <w:u w:val="none"/>
+      </w:rPr>
+    </w:lvl>
+    <w:lvl w:ilvl="2">
+      <w:start w:val="1"/>
+      <w:numFmt w:val="bullet"/>
+      <w:lvlText w:val="■"/>
+      <w:lvlJc w:val="left"/>
+      <w:pPr>
+        <w:ind w:left="2160" w:hanging="360"/>
+      </w:pPr>
+      <w:rPr>
+        <w:u w:val="none"/>
+      </w:rPr>
+    </w:lvl>
+    <w:lvl w:ilvl="3">
+      <w:start w:val="1"/>
+      <w:numFmt w:val="bullet"/>
+      <w:lvlText w:val="●"/>
+      <w:lvlJc w:val="left"/>
+      <w:pPr>
+        <w:ind w:left="2880" w:hanging="360"/>
+      </w:pPr>
+      <w:rPr>
+        <w:u w:val="none"/>
+      </w:rPr>
+    </w:lvl>
+    <w:lvl w:ilvl="4">
+      <w:start w:val="1"/>
+      <w:numFmt w:val="bullet"/>
+      <w:lvlText w:val="○"/>
+      <w:lvlJc w:val="left"/>
+      <w:pPr>
+        <w:ind w:left="3600" w:hanging="360"/>
+      </w:pPr>
+      <w:rPr>
+        <w:u w:val="none"/>
+      </w:rPr>
+    </w:lvl>
+    <w:lvl w:ilvl="5">
+      <w:start w:val="1"/>
+      <w:numFmt w:val="bullet"/>
+      <w:lvlText w:val="■"/>
+      <w:lvlJc w:val="left"/>
+      <w:pPr>
+        <w:ind w:left="4320" w:hanging="360"/>
+      </w:pPr>
+      <w:rPr>
+        <w:u w:val="none"/>
+      </w:rPr>
+    </w:lvl>
+    <w:lvl w:ilvl="6">
+      <w:start w:val="1"/>
+      <w:numFmt w:val="bullet"/>
+      <w:lvlText w:val="●"/>
+      <w:lvlJc w:val="left"/>
+      <w:pPr>
+        <w:ind w:left="5040" w:hanging="360"/>
+      </w:pPr>
+      <w:rPr>
+        <w:u w:val="none"/>
+      </w:rPr>
+    </w:lvl>
+    <w:lvl w:ilvl="7">
+      <w:start w:val="1"/>
+      <w:numFmt w:val="bullet"/>
+      <w:lvlText w:val="○"/>
+      <w:lvlJc w:val="left"/>
+      <w:pPr>
+        <w:ind w:left="5760" w:hanging="360"/>
+      </w:pPr>
+      <w:rPr>
+        <w:u w:val="none"/>
+      </w:rPr>
+    </w:lvl>
+    <w:lvl w:ilvl="8">
+      <w:start w:val="1"/>
+      <w:numFmt w:val="bullet"/>
+      <w:lvlText w:val="■"/>
+      <w:lvlJc w:val="left"/>
+      <w:pPr>
+        <w:ind w:left="6480" w:hanging="360"/>
+      </w:pPr>
+      <w:rPr>
+        <w:u w:val="none"/>
+      </w:rPr>
+    </w:lvl>
+  </w:abstractNum>
+  <w:abstractNum w:abstractNumId="9">
+    <w:lvl w:ilvl="0">
+      <w:start w:val="1"/>
+      <w:numFmt w:val="bullet"/>
+      <w:lvlText w:val="●"/>
+      <w:lvlJc w:val="left"/>
+      <w:pPr>
+        <w:ind w:left="720" w:hanging="360"/>
+      </w:pPr>
+      <w:rPr>
+        <w:u w:val="none"/>
+      </w:rPr>
+    </w:lvl>
+    <w:lvl w:ilvl="1">
+      <w:start w:val="1"/>
+      <w:numFmt w:val="bullet"/>
+      <w:lvlText w:val="○"/>
+      <w:lvlJc w:val="left"/>
+      <w:pPr>
+        <w:ind w:left="1440" w:hanging="360"/>
+      </w:pPr>
+      <w:rPr>
+        <w:u w:val="none"/>
+      </w:rPr>
+    </w:lvl>
+    <w:lvl w:ilvl="2">
+      <w:start w:val="1"/>
+      <w:numFmt w:val="bullet"/>
+      <w:lvlText w:val="■"/>
+      <w:lvlJc w:val="left"/>
+      <w:pPr>
+        <w:ind w:left="2160" w:hanging="360"/>
+      </w:pPr>
+      <w:rPr>
+        <w:u w:val="none"/>
+      </w:rPr>
+    </w:lvl>
+    <w:lvl w:ilvl="3">
+      <w:start w:val="1"/>
+      <w:numFmt w:val="bullet"/>
+      <w:lvlText w:val="●"/>
+      <w:lvlJc w:val="left"/>
+      <w:pPr>
+        <w:ind w:left="2880" w:hanging="360"/>
+      </w:pPr>
+      <w:rPr>
+        <w:u w:val="none"/>
+      </w:rPr>
+    </w:lvl>
+    <w:lvl w:ilvl="4">
+      <w:start w:val="1"/>
+      <w:numFmt w:val="bullet"/>
+      <w:lvlText w:val="○"/>
+      <w:lvlJc w:val="left"/>
+      <w:pPr>
+        <w:ind w:left="3600" w:hanging="360"/>
+      </w:pPr>
+      <w:rPr>
+        <w:u w:val="none"/>
+      </w:rPr>
+    </w:lvl>
+    <w:lvl w:ilvl="5">
+      <w:start w:val="1"/>
+      <w:numFmt w:val="bullet"/>
+      <w:lvlText w:val="■"/>
+      <w:lvlJc w:val="left"/>
+      <w:pPr>
+        <w:ind w:left="4320" w:hanging="360"/>
+      </w:pPr>
+      <w:rPr>
+        <w:u w:val="none"/>
+      </w:rPr>
+    </w:lvl>
+    <w:lvl w:ilvl="6">
+      <w:start w:val="1"/>
+      <w:numFmt w:val="bullet"/>
+      <w:lvlText w:val="●"/>
+      <w:lvlJc w:val="left"/>
+      <w:pPr>
+        <w:ind w:left="5040" w:hanging="360"/>
+      </w:pPr>
+      <w:rPr>
+        <w:u w:val="none"/>
+      </w:rPr>
+    </w:lvl>
+    <w:lvl w:ilvl="7">
+      <w:start w:val="1"/>
+      <w:numFmt w:val="bullet"/>
+      <w:lvlText w:val="○"/>
+      <w:lvlJc w:val="left"/>
+      <w:pPr>
+        <w:ind w:left="5760" w:hanging="360"/>
+      </w:pPr>
+      <w:rPr>
+        <w:u w:val="none"/>
+      </w:rPr>
+    </w:lvl>
+    <w:lvl w:ilvl="8">
+      <w:start w:val="1"/>
+      <w:numFmt w:val="bullet"/>
+      <w:lvlText w:val="■"/>
+      <w:lvlJc w:val="left"/>
+      <w:pPr>
+        <w:ind w:left="6480" w:hanging="360"/>
+      </w:pPr>
+      <w:rPr>
+        <w:u w:val="none"/>
+      </w:rPr>
+    </w:lvl>
+  </w:abstractNum>
+  <w:abstractNum w:abstractNumId="10">
     <w:lvl w:ilvl="0">
       <w:start w:val="1"/>
       <w:numFmt w:val="bullet"/>
@@ -1595,6 +2800,18 @@
   </w:num>
   <w:num w:numId="6">
     <w:abstractNumId w:val="6"/>
+  </w:num>
+  <w:num w:numId="7">
+    <w:abstractNumId w:val="7"/>
+  </w:num>
+  <w:num w:numId="8">
+    <w:abstractNumId w:val="8"/>
+  </w:num>
+  <w:num w:numId="9">
+    <w:abstractNumId w:val="9"/>
+  </w:num>
+  <w:num w:numId="10">
+    <w:abstractNumId w:val="10"/>
   </w:num>
 </w:numbering>
 </file>
